--- a/content/topic-05-ingredient-purity/kepu-5.4-smart-consumer/copy.docx
+++ b/content/topic-05-ingredient-purity/kepu-5.4-smart-consumer/copy.docx
@@ -16,7 +16,7 @@
         <w:pStyle w:val="MdParagraph"/>
       </w:pPr>
       <w:r>
-        <w:t xml:space="preserve">在資訊爆炸的時代，保養品市場充斥著各種行銷話術與潮流趨勢。作為消費者，我們很容易在琳瑯滿目的選擇中迷失方向，甚至盲從。然而，真正的「成分正義」不僅是懂得避開有害成分，更重要的是，學會「為自己把關」，成為一位聰明、不盲從、不妥協的保養消費者。這不僅是對肌膚的負責，更是對自我健康的最高級自律。</w:t>
+        <w:t>打開任何一個保養社群，「素人實測」「網紅激推」「限量搶購」的字眼隨處可見，行銷話術的速度永遠比科學驗證快。作為消費者，很容易在這樣的資訊量裡失去判斷力，甚至盲從。但真正的「成分正義」，不只是懂得避開幾種有害成分，而是學會「為自己把關」——成為一位不輕易被說服、也不輕易妥協的保養消費者。</w:t>
       </w:r>
     </w:p>
     <w:p>
